--- a/보관본/러시아 인권변호사/Word/6부/6부_4화_컨설턴트_팀_흔들기.docx
+++ b/보관본/러시아 인권변호사/Word/6부/6부_4화_컨설턴트_팀_흔들기.docx
@@ -1706,7 +1706,7 @@
           <w:i w:val="0"/>
           <w:sz w:val="22"/>
         </w:rPr>
-        <w:t>Знаешь, что это мне напоминает? «Ай, Моська! знать она сильна, что лает на Слона!» Только Моську, похоже, кто-то нанял и выдрессировал.</w:t>
+        <w:t>Знаете, что это мне напоминает? «Ай, Моська! знать она сильна, что лает на Слона!» Только Моську, похоже, кто-то нанял и выдрессировал.</w:t>
       </w:r>
     </w:p>
     <w:p>
